--- a/Career/Sajeda Salim.docx
+++ b/Career/Sajeda Salim.docx
@@ -3203,6 +3203,23 @@
           <w14:ligatures w14:val="none"/>
         </w:rPr>
       </w:pPr>
+    </w:p>
+    <w:p>
+      <w:pPr>
+        <w:pStyle w:val="p1"/>
+      </w:pPr>
+      <w:r>
+        <w:t>Hi, I’m Sajeda, a Computer Science student who enjoys learning and building new things. I joined this bootcamp to improve my coding skills, gain experience, and become more confident.</w:t>
+      </w:r>
+    </w:p>
+    <w:p>
+      <w:pPr>
+        <w:pStyle w:val="p3"/>
+      </w:pPr>
+      <w:r>
+        <w:lastRenderedPageBreak/>
+        <w:t>I work hard, like learning new skills, and enjoy working with a team. My goal is to become a software developer, keep improving, and find a job where I can grow and make a positive impact.</w:t>
+      </w:r>
     </w:p>
     <w:p>
       <w:pPr>
@@ -5014,6 +5031,32 @@
     <w:basedOn w:val="DefaultParagraphFont"/>
     <w:rsid w:val="00E668C8"/>
   </w:style>
+  <w:style w:type="paragraph" w:customStyle="1" w:styleId="p1">
+    <w:name w:val="p1"/>
+    <w:basedOn w:val="Normal"/>
+    <w:rsid w:val="008A2FB1"/>
+    <w:pPr>
+      <w:spacing w:before="100" w:beforeAutospacing="1" w:after="100" w:afterAutospacing="1" w:line="240" w:lineRule="auto"/>
+    </w:pPr>
+    <w:rPr>
+      <w:rFonts w:ascii="Times New Roman" w:hAnsi="Times New Roman" w:cs="Times New Roman"/>
+      <w:kern w:val="0"/>
+      <w14:ligatures w14:val="none"/>
+    </w:rPr>
+  </w:style>
+  <w:style w:type="paragraph" w:customStyle="1" w:styleId="p3">
+    <w:name w:val="p3"/>
+    <w:basedOn w:val="Normal"/>
+    <w:rsid w:val="00854C09"/>
+    <w:pPr>
+      <w:spacing w:before="100" w:beforeAutospacing="1" w:after="100" w:afterAutospacing="1" w:line="240" w:lineRule="auto"/>
+    </w:pPr>
+    <w:rPr>
+      <w:rFonts w:ascii="Times New Roman" w:hAnsi="Times New Roman" w:cs="Times New Roman"/>
+      <w:kern w:val="0"/>
+      <w14:ligatures w14:val="none"/>
+    </w:rPr>
+  </w:style>
 </w:styles>
 </file>
 
